--- a/new/自走棋对战系统课程设计报告_已填写.docx
+++ b/new/自走棋对战系统课程设计报告_已填写.docx
@@ -9094,6 +9094,8 @@
     </w:p>
     <w:p>
       <w:pPr>
+        <w:keepNext/>
+        <w:pageBreakBefore/>
         <w:ind w:firstLine="0"/>
         <w:jc w:val="center"/>
       </w:pPr>
@@ -9141,6 +9143,7 @@
     </w:p>
     <w:p>
       <w:pPr>
+        <w:keepNext w:val="0"/>
         <w:spacing w:after="160"/>
         <w:ind w:firstLine="0"/>
         <w:jc w:val="center"/>
